--- a/tasks/finalpool/yt-channel-comparison-gsheet-word/groundtruth_workspace/Channel_Analysis_Report.docx
+++ b/tasks/finalpool/yt-channel-comparison-gsheet-word/groundtruth_workspace/Channel_Analysis_Report.docx
@@ -33,12 +33,12 @@
     </w:p>
     <w:p>
       <w:r>
-        <w:t>Fireship: 104 videos, 121,886,817 total views, 4,837,913 total likes, 1,171,989 avg views, 291s avg duration, 4.02% avg like rate. Top video: Big Tech in panic mode (3,878,491 views).</w:t>
+        <w:t>Fireship: 104 videos, 121,886,817 total views, 4,837,913 total likes, 1,171,989 avg views, 291s avg duration, 3.97% avg like rate. Top video: Big Tech in panic mode... Did DeepSeek R1 just pop the AI bubble? (3,878,491 views).</w:t>
       </w:r>
     </w:p>
     <w:p>
       <w:r>
-        <w:t>Veritasium: 30 videos, 365,002,206 total views, 8,171,292 total likes, 12,166,740 avg views, 1,664s avg duration, 2.38% avg like rate. Top video: How One Company Secretly Poisoned The Planet (32,716,281 views).</w:t>
+        <w:t>Veritasium: 30 videos, 365,002,206 total views, 8,171,292 total likes, 12,166,740 avg views, 1,664s avg duration, 2.24% avg like rate. Top video: How One Company Secretly Poisoned The Planet (32,716,281 views).</w:t>
       </w:r>
     </w:p>
     <w:p>
@@ -51,7 +51,7 @@
     </w:p>
     <w:p>
       <w:r>
-        <w:t>Veritasium achieves 10x higher average views per video despite publishing fewer videos. Fireship has a higher like rate (4.02% vs 2.38%). Fireship videos are significantly shorter (291s vs 1664s average duration).</w:t>
+        <w:t>Veritasium achieves about 10x higher average views per video despite publishing fewer videos. Fireship has a higher like rate (3.97% vs 2.24%). Fireship videos are significantly shorter (291s vs 1664s average duration).</w:t>
       </w:r>
     </w:p>
     <w:p>
